--- a/system-development/guides/development-guide-hy.docx
+++ b/system-development/guides/development-guide-hy.docx
@@ -85,7 +85,7 @@
         <w:jc w:val="left"/>
       </w:pPr>
       <w:r>
-        <w:t>1.4.0 · 2026-10-10</w:t>
+        <w:t>1.4.4 · 2026-10-12</w:t>
       </w:r>
     </w:p>
     <w:p>
@@ -2334,7 +2334,7 @@
           <w:rtl w:val="0"/>
           <w:lang w:val="en-US" w:eastAsia="hy-AM" w:bidi="hy-AM"/>
         </w:rPr>
-        <w:t>&lt;p&gt;&lt;?php echo esc_html( $invoice-&gt;store['details'] ); ?&gt;&lt;/p&gt;</w:t>
+        <w:t>&lt;?php if ($show('show_store_details')) {</w:t>
       </w:r>
     </w:p>
     <w:p>
@@ -2352,7 +2352,7 @@
           <w:rtl w:val="0"/>
           <w:lang w:val="en-US" w:eastAsia="hy-AM" w:bidi="hy-AM"/>
         </w:rPr>
-        <w:t>&lt;bdi dir="ltr"&gt;</w:t>
+        <w:t>printf('&lt;p&gt;%s&lt;/p&gt;', esc_html($invoice-&gt;store['details'])); }</w:t>
       </w:r>
     </w:p>
     <w:p>
@@ -2370,7 +2370,7 @@
           <w:rtl w:val="0"/>
           <w:lang w:val="en-US" w:eastAsia="hy-AM" w:bidi="hy-AM"/>
         </w:rPr>
-        <w:t xml:space="preserve">  &lt;?php echo esc_html( $invoice-&gt;store['email'] ); ?&gt;</w:t>
+        <w:t>if ($show('show_store_email')) {</w:t>
       </w:r>
     </w:p>
     <w:p>
@@ -2388,7 +2388,7 @@
           <w:rtl w:val="0"/>
           <w:lang w:val="en-US" w:eastAsia="hy-AM" w:bidi="hy-AM"/>
         </w:rPr>
-        <w:t>&lt;/bdi&gt;</w:t>
+        <w:t>printf('&lt;bdi dir="ltr"&gt;%s&lt;/bdi&gt;', esc_html($invoice-&gt;store['email'])); } ?&gt;</w:t>
       </w:r>
     </w:p>
     <w:p>
@@ -10108,7 +10108,7 @@
           <w:lang w:val="hy-AM" w:bidi="hy-AM"/>
           <w:rtl w:val="0"/>
         </w:rPr>
-        <w:t>1.4.0 · 2026-10-10 · c894eb05d2120a4bba09aa3500fe2842a0e48d74</w:t>
+        <w:t>1.4.4 · 2026-10-12 · c894eb05d2120a4bba09aa3500fe2842a0e48d74</w:t>
       </w:r>
     </w:p>
     <w:p>
@@ -11372,6 +11372,152 @@
         <w:t>docs/cross-platform-printing.md · print-agent/README.md</w:t>
       </w:r>
     </w:p>
+    <w:p>
+      <w:pPr>
+        <w:pStyle w:val="Heading1"/>
+        <w:keepNext/>
+        <w:pageBreakBefore/>
+        <w:bidi w:val="0"/>
+        <w:jc w:val="left"/>
+      </w:pPr>
+      <w:pPr>
+        <w:pStyle w:val="Heading1"/>
+      </w:pPr>
+      <w:r>
+        <w:rPr>
+          <w:rFonts w:ascii="Mshtakan" w:hAnsi="Mshtakan" w:eastAsia="Mshtakan" w:cs="Mshtakan"/>
+          <w:color w:val="000000"/>
+          <w:rtl w:val="0"/>
+          <w:lang w:val="hy-AM" w:eastAsia="hy-AM" w:bidi="hy-AM"/>
+          <w:bCs w:val="1"/>
+        </w:rPr>
+        <w:t>Հաշիվների ներկայացումը 1 4 4 տարբերակում</w:t>
+      </w:r>
+    </w:p>
+    <w:p>
+      <w:pPr>
+        <w:keepNext w:val="0"/>
+        <w:bidi w:val="0"/>
+        <w:jc w:val="left"/>
+      </w:pPr>
+      <w:pPr/>
+      <w:r>
+        <w:rPr>
+          <w:rFonts w:ascii="Mshtakan" w:hAnsi="Mshtakan" w:eastAsia="Mshtakan" w:cs="Mshtakan"/>
+          <w:color w:val="000000"/>
+          <w:rtl w:val="0"/>
+          <w:lang w:val="hy-AM" w:eastAsia="hy-AM" w:bidi="hy-AM"/>
+        </w:rPr>
+        <w:t>Կաղապարներ բաժնում ընտրեք խանութի, հաճախորդի, պատվերի, ապրանքների և ավարտի դաշտերը։ Եթե նախընտրություն չի պահպանվել, երևում են խանութի անունը և առաքման հասցեն։ Հաճախորդի անունն ու դերը, էլփոստը, վճարման/խանութի հասցեները, կապը, ամսաթվերը, եղանակները, ապրանքի մանրամասները, գումարների բացվածքը, նշումն ու ստորագիրը թաքնված են։ Հստակ պահպանված ընտրությունները գործում են։ Վճարման հասցեի փոխարինումն ու ուղարկողը նույնպես սկզբում անջատված են։ Այս հավելումը փոխարինում է հին ցուցադրման լռելյայն նկարագրություններին։</w:t>
+      </w:r>
+    </w:p>
+    <w:p>
+      <w:pPr>
+        <w:keepNext w:val="0"/>
+        <w:bidi w:val="0"/>
+        <w:jc w:val="left"/>
+      </w:pPr>
+      <w:pPr/>
+      <w:r>
+        <w:rPr>
+          <w:rFonts w:ascii="Mshtakan" w:hAnsi="Mshtakan" w:eastAsia="Mshtakan" w:cs="Mshtakan"/>
+          <w:color w:val="000000"/>
+          <w:rtl w:val="0"/>
+          <w:lang w:val="hy-AM" w:eastAsia="hy-AM" w:bidi="hy-AM"/>
+        </w:rPr>
+        <w:t>Դերը կապված WordPress հաշվի ընթացիկ թարգմանված դերերն են․ առանց կապված հաշվի նշվում է Հյուր։ Հղումը, ապրանքի անունները, քանակը, տողի վճարման գումարը և վերջնական ընդհանուրն մնում են։ Բացվածքը թաքցնելը չի վերահաշվարկում պահպանված գումարները։ Պիտակներն ու փաթեթավորման ցուցակները մնում են առանց գների։ Թարմացումից հետո ստուգեք իրական պատվեր։</w:t>
+      </w:r>
+    </w:p>
+    <w:p>
+      <w:pPr>
+        <w:keepNext w:val="0"/>
+        <w:bidi w:val="0"/>
+        <w:jc w:val="left"/>
+      </w:pPr>
+      <w:pPr/>
+      <w:r>
+        <w:rPr>
+          <w:rFonts w:ascii="Mshtakan" w:hAnsi="Mshtakan" w:eastAsia="Mshtakan" w:cs="Mshtakan"/>
+          <w:color w:val="000000"/>
+          <w:rtl w:val="0"/>
+          <w:lang w:val="hy-AM" w:eastAsia="hy-AM" w:bidi="hy-AM"/>
+        </w:rPr>
+        <w:t>Ընտրեք DejaVu Sans, DejaVu Serif կամ DejaVu Sans Mono և 6–16 կետ․ լռելյայն՝ Sans 10։ PDF-ի գրային համակարգի պահուստային տառատեսակները պահպանվում են։ Կոմպակտ դասավորությունը փոքրացնում է բացատներն ու եզրերը։ Կոմպակտությունը, մեկ էջը և ջերմային բարձրությունը լռելյայն անջատված են։</w:t>
+      </w:r>
+    </w:p>
+    <w:p>
+      <w:pPr>
+        <w:keepNext w:val="0"/>
+        <w:bidi w:val="0"/>
+        <w:jc w:val="left"/>
+      </w:pPr>
+      <w:pPr/>
+      <w:r>
+        <w:rPr>
+          <w:rFonts w:ascii="Mshtakan" w:hAnsi="Mshtakan" w:eastAsia="Mshtakan" w:cs="Mshtakan"/>
+          <w:color w:val="000000"/>
+          <w:rtl w:val="0"/>
+          <w:lang w:val="hy-AM" w:eastAsia="hy-AM" w:bidi="hy-AM"/>
+        </w:rPr>
+        <w:t>Մեկ էջի PDF-ը պահպանում է ամբողջ բովանդակությունը միասնական մասշտաբով՝ առնվազն 60 %․ սահմանը գերազանցելիս տալիս է հստակ սխալ՝ առանց կտրելու։ Թաքցրեք ընտրովի դաշտերը, սեղմեք կամ ընտրեք մեծ թուղթ։ Ջերմային բարձրությունը պահպանում է 58/80 մմ լայնությունն ու տառաչափը մինչև 2000 մմ մեկ գլանային էջում․ ավելի երկար նյութը սխալ է տալիս։ Զննարկիչն օգտագործում է PDF դիտիչ, հաստատումը՝ դրանից դուրս։ Ֆիզիկական թուղթն ու մասշտաբը կախված են վարորդից։</w:t>
+      </w:r>
+    </w:p>
+    <w:p>
+      <w:pPr>
+        <w:keepNext w:val="0"/>
+        <w:bidi w:val="0"/>
+        <w:jc w:val="left"/>
+      </w:pPr>
+      <w:pPr/>
+      <w:r>
+        <w:rPr>
+          <w:rFonts w:ascii="Mshtakan" w:hAnsi="Mshtakan" w:eastAsia="Mshtakan" w:cs="Mshtakan"/>
+          <w:color w:val="000000"/>
+          <w:rtl w:val="0"/>
+          <w:lang w:val="hy-AM" w:eastAsia="hy-AM" w:bidi="hy-AM"/>
+        </w:rPr>
+        <w:t>PDF-ի գործող ուղիները չունեն ընդհանուր կտրիչի հրաման։ Փաստաթղթի վերջում կտրման աջակցությունը կարգավորեք վարորդում։ CUPS-ը պահանջում է job-sheets=none՝ ընտրովի տիտղոսաթերթերը հեռացնելու համար․ սերվերի պարտադիր կանոնը կարող է թերթեր ավելացնել։ Հավելումը 1.4.4 է, տվյալների սխեման՝ 1.4.3, իրավունքները՝ 1.4.0, մատակարարի հանման նշումը՝ 1.3.0։</w:t>
+      </w:r>
+    </w:p>
+    <w:p>
+      <w:pPr>
+        <w:keepNext w:val="0"/>
+        <w:bidi w:val="0"/>
+        <w:jc w:val="left"/>
+      </w:pPr>
+      <w:pPr/>
+      <w:r>
+        <w:rPr>
+          <w:rFonts w:ascii="Mshtakan" w:hAnsi="Mshtakan" w:eastAsia="Mshtakan" w:cs="Mshtakan"/>
+          <w:color w:val="000000"/>
+          <w:rtl w:val="0"/>
+          <w:lang w:val="hy-AM" w:eastAsia="hy-AM" w:bidi="hy-AM"/>
+        </w:rPr>
+        <w:t>Սեփական կաղապարները պետք է կիրառեն ներկայացման ներառված օգնականները։ Ամբողջ թույլատրված մոդելը մնում է հասանելի․ տեսանելիությունը մուտքի վերահսկում չէ։ Պահպանեք էկրանումը, RTL-ն ու պահուստային տառատեսակները, ստուգեք լռելյայն թաքցումը, ընտրությունը, վերջնական գումարը, ամբողջ բովանդակությունն ու չափազանց երկար պատվերի սխալը։ Տես docs/invoice-layout.md և docs/review-1.4.4.md։</w:t>
+      </w:r>
+    </w:p>
+    <w:p>
+      <w:pPr>
+        <w:pStyle w:val="Code"/>
+      </w:pPr>
+      <w:r>
+        <w:t>InvoiceData-&gt;customer['role']</w:t>
+        <w:br/>
+        <w:t>InvoiceData-&gt;fulfillment['presentation']</w:t>
+        <w:br/>
+        <w:t>SettingsRepository::presentation()</w:t>
+        <w:br/>
+        <w:t>invoice_font: dejavusans | dejavuserif | dejavusansmono</w:t>
+        <w:br/>
+        <w:t>invoice_font_size: 6..16 (default 10)</w:t>
+        <w:br/>
+        <w:t>compact_layout | single_page | thermal_auto_height: false</w:t>
+        <w:br/>
+        <w:t>show_*: individual booleans (flat)</w:t>
+        <w:br/>
+        <w:t>docs/invoice-layout.md</w:t>
+      </w:r>
+    </w:p>
     <w:sectPr>
       <w:headerReference w:type="default" r:id="rId9"/>
       <w:footerReference w:type="default" r:id="rId10"/>
@@ -11448,7 +11594,7 @@
         <w:rtl w:val="0"/>
         <w:lang w:val="en-US" w:eastAsia="hy-AM" w:bidi="hy-AM"/>
       </w:rPr>
-      <w:t>WooCommerce Invoice Printer  1.4.0</w:t>
+      <w:t>WooCommerce Invoice Printer  1.4.4</w:t>
     </w:r>
   </w:p>
 </w:hdr>
